--- a/Формы.docx
+++ b/Формы.docx
@@ -46,29 +46,17 @@
           <w:szCs w:val="28"/>
         </w:rPr>
       </w:pPr>
-    </w:p>
-    <w:p>
-      <w:pPr>
-        <w:spacing w:after="0" w:line="360" w:lineRule="auto"/>
-        <w:jc w:val="both"/>
+      <w:r>
         <w:rPr>
           <w:rFonts w:ascii="Times New Roman" w:hAnsi="Times New Roman" w:cs="Times New Roman"/>
           <w:sz w:val="28"/>
           <w:szCs w:val="28"/>
         </w:rPr>
-      </w:pPr>
-      <w:r>
-        <w:rPr>
-          <w:rFonts w:ascii="Times New Roman" w:hAnsi="Times New Roman" w:cs="Times New Roman"/>
-          <w:noProof/>
-          <w:sz w:val="28"/>
-          <w:szCs w:val="28"/>
-        </w:rPr>
         <w:drawing>
-          <wp:inline distT="0" distB="0" distL="0" distR="0" wp14:anchorId="1C87453E" wp14:editId="0C781DB0">
-            <wp:extent cx="5940425" cy="3180715"/>
-            <wp:effectExtent l="0" t="0" r="3175" b="635"/>
-            <wp:docPr id="13" name="Рисунок 13"/>
+          <wp:inline distT="0" distB="0" distL="0" distR="0" wp14:anchorId="7ED5C4F1" wp14:editId="3C69E5D1">
+            <wp:extent cx="5940425" cy="3157220"/>
+            <wp:effectExtent l="0" t="0" r="3175" b="5080"/>
+            <wp:docPr id="1" name="Рисунок 1"/>
             <wp:cNvGraphicFramePr>
               <a:graphicFrameLocks xmlns:a="http://schemas.openxmlformats.org/drawingml/2006/main" noChangeAspect="1"/>
             </wp:cNvGraphicFramePr>
@@ -88,7 +76,7 @@
                   <pic:spPr>
                     <a:xfrm>
                       <a:off x="0" y="0"/>
-                      <a:ext cx="5940425" cy="3180715"/>
+                      <a:ext cx="5940425" cy="3157220"/>
                     </a:xfrm>
                     <a:prstGeom prst="rect">
                       <a:avLst/>
@@ -102,27 +90,12 @@
       </w:r>
     </w:p>
     <w:p>
-      <w:pPr>
-        <w:spacing w:after="0" w:line="360" w:lineRule="auto"/>
-        <w:jc w:val="both"/>
-        <w:rPr>
-          <w:rFonts w:ascii="Times New Roman" w:hAnsi="Times New Roman" w:cs="Times New Roman"/>
-          <w:sz w:val="28"/>
-          <w:szCs w:val="28"/>
-        </w:rPr>
-      </w:pPr>
       <w:r>
-        <w:rPr>
-          <w:rFonts w:ascii="Times New Roman" w:hAnsi="Times New Roman" w:cs="Times New Roman"/>
-          <w:noProof/>
-          <w:sz w:val="28"/>
-          <w:szCs w:val="28"/>
-        </w:rPr>
         <w:drawing>
-          <wp:inline distT="0" distB="0" distL="0" distR="0" wp14:anchorId="7717AB52" wp14:editId="62146671">
-            <wp:extent cx="5940425" cy="3150235"/>
-            <wp:effectExtent l="0" t="0" r="3175" b="0"/>
-            <wp:docPr id="14" name="Рисунок 14"/>
+          <wp:inline distT="0" distB="0" distL="0" distR="0" wp14:anchorId="47A23913" wp14:editId="701344FB">
+            <wp:extent cx="5940425" cy="3197225"/>
+            <wp:effectExtent l="0" t="0" r="3175" b="3175"/>
+            <wp:docPr id="2" name="Рисунок 2"/>
             <wp:cNvGraphicFramePr>
               <a:graphicFrameLocks xmlns:a="http://schemas.openxmlformats.org/drawingml/2006/main" noChangeAspect="1"/>
             </wp:cNvGraphicFramePr>
@@ -142,7 +115,7 @@
                   <pic:spPr>
                     <a:xfrm>
                       <a:off x="0" y="0"/>
-                      <a:ext cx="5940425" cy="3150235"/>
+                      <a:ext cx="5940425" cy="3197225"/>
                     </a:xfrm>
                     <a:prstGeom prst="rect">
                       <a:avLst/>
@@ -156,28 +129,13 @@
       </w:r>
     </w:p>
     <w:p>
-      <w:pPr>
-        <w:spacing w:after="0" w:line="360" w:lineRule="auto"/>
-        <w:jc w:val="both"/>
-        <w:rPr>
-          <w:rFonts w:ascii="Times New Roman" w:hAnsi="Times New Roman" w:cs="Times New Roman"/>
-          <w:sz w:val="28"/>
-          <w:szCs w:val="28"/>
-        </w:rPr>
-      </w:pPr>
       <w:r>
-        <w:rPr>
-          <w:rFonts w:ascii="Times New Roman" w:hAnsi="Times New Roman" w:cs="Times New Roman"/>
-          <w:noProof/>
-          <w:sz w:val="28"/>
-          <w:szCs w:val="28"/>
-        </w:rPr>
         <w:lastRenderedPageBreak/>
         <w:drawing>
-          <wp:inline distT="0" distB="0" distL="0" distR="0" wp14:anchorId="43AAEE6B" wp14:editId="0F8951E5">
-            <wp:extent cx="5940425" cy="3150235"/>
-            <wp:effectExtent l="0" t="0" r="3175" b="0"/>
-            <wp:docPr id="15" name="Рисунок 15"/>
+          <wp:inline distT="0" distB="0" distL="0" distR="0" wp14:anchorId="19F86F56" wp14:editId="54532C28">
+            <wp:extent cx="5940425" cy="3137535"/>
+            <wp:effectExtent l="0" t="0" r="3175" b="5715"/>
+            <wp:docPr id="3" name="Рисунок 3"/>
             <wp:cNvGraphicFramePr>
               <a:graphicFrameLocks xmlns:a="http://schemas.openxmlformats.org/drawingml/2006/main" noChangeAspect="1"/>
             </wp:cNvGraphicFramePr>
@@ -197,7 +155,7 @@
                   <pic:spPr>
                     <a:xfrm>
                       <a:off x="0" y="0"/>
-                      <a:ext cx="5940425" cy="3150235"/>
+                      <a:ext cx="5940425" cy="3137535"/>
                     </a:xfrm>
                     <a:prstGeom prst="rect">
                       <a:avLst/>
@@ -211,27 +169,12 @@
       </w:r>
     </w:p>
     <w:p>
-      <w:pPr>
-        <w:spacing w:after="0" w:line="360" w:lineRule="auto"/>
-        <w:jc w:val="both"/>
-        <w:rPr>
-          <w:rFonts w:ascii="Times New Roman" w:hAnsi="Times New Roman" w:cs="Times New Roman"/>
-          <w:sz w:val="28"/>
-          <w:szCs w:val="28"/>
-        </w:rPr>
-      </w:pPr>
       <w:r>
-        <w:rPr>
-          <w:rFonts w:ascii="Times New Roman" w:hAnsi="Times New Roman" w:cs="Times New Roman"/>
-          <w:noProof/>
-          <w:sz w:val="28"/>
-          <w:szCs w:val="28"/>
-        </w:rPr>
         <w:drawing>
-          <wp:inline distT="0" distB="0" distL="0" distR="0" wp14:anchorId="22177B8F" wp14:editId="79EBEDB8">
-            <wp:extent cx="5940425" cy="3162300"/>
-            <wp:effectExtent l="0" t="0" r="3175" b="0"/>
-            <wp:docPr id="16" name="Рисунок 16"/>
+          <wp:inline distT="0" distB="0" distL="0" distR="0" wp14:anchorId="57746B6F" wp14:editId="0FE15776">
+            <wp:extent cx="5940425" cy="3178810"/>
+            <wp:effectExtent l="0" t="0" r="3175" b="2540"/>
+            <wp:docPr id="4" name="Рисунок 4"/>
             <wp:cNvGraphicFramePr>
               <a:graphicFrameLocks xmlns:a="http://schemas.openxmlformats.org/drawingml/2006/main" noChangeAspect="1"/>
             </wp:cNvGraphicFramePr>
@@ -251,7 +194,7 @@
                   <pic:spPr>
                     <a:xfrm>
                       <a:off x="0" y="0"/>
-                      <a:ext cx="5940425" cy="3162300"/>
+                      <a:ext cx="5940425" cy="3178810"/>
                     </a:xfrm>
                     <a:prstGeom prst="rect">
                       <a:avLst/>
@@ -265,28 +208,13 @@
       </w:r>
     </w:p>
     <w:p>
-      <w:pPr>
-        <w:spacing w:after="0" w:line="360" w:lineRule="auto"/>
-        <w:jc w:val="both"/>
-        <w:rPr>
-          <w:rFonts w:ascii="Times New Roman" w:hAnsi="Times New Roman" w:cs="Times New Roman"/>
-          <w:sz w:val="28"/>
-          <w:szCs w:val="28"/>
-        </w:rPr>
-      </w:pPr>
       <w:r>
-        <w:rPr>
-          <w:rFonts w:ascii="Times New Roman" w:hAnsi="Times New Roman" w:cs="Times New Roman"/>
-          <w:noProof/>
-          <w:sz w:val="28"/>
-          <w:szCs w:val="28"/>
-        </w:rPr>
         <w:lastRenderedPageBreak/>
         <w:drawing>
-          <wp:inline distT="0" distB="0" distL="0" distR="0" wp14:anchorId="6B0BA4B3" wp14:editId="38BA66C8">
-            <wp:extent cx="5940425" cy="3175000"/>
-            <wp:effectExtent l="0" t="0" r="3175" b="6350"/>
-            <wp:docPr id="17" name="Рисунок 17"/>
+          <wp:inline distT="0" distB="0" distL="0" distR="0" wp14:anchorId="3766E14E" wp14:editId="49A27B6C">
+            <wp:extent cx="5940425" cy="3132455"/>
+            <wp:effectExtent l="0" t="0" r="3175" b="0"/>
+            <wp:docPr id="5" name="Рисунок 5"/>
             <wp:cNvGraphicFramePr>
               <a:graphicFrameLocks xmlns:a="http://schemas.openxmlformats.org/drawingml/2006/main" noChangeAspect="1"/>
             </wp:cNvGraphicFramePr>
@@ -306,7 +234,7 @@
                   <pic:spPr>
                     <a:xfrm>
                       <a:off x="0" y="0"/>
-                      <a:ext cx="5940425" cy="3175000"/>
+                      <a:ext cx="5940425" cy="3132455"/>
                     </a:xfrm>
                     <a:prstGeom prst="rect">
                       <a:avLst/>
@@ -319,7 +247,45 @@
         </w:drawing>
       </w:r>
     </w:p>
-    <w:p/>
+    <w:p>
+      <w:r>
+        <w:drawing>
+          <wp:inline distT="0" distB="0" distL="0" distR="0" wp14:anchorId="160FCF26" wp14:editId="0D6A9921">
+            <wp:extent cx="5940425" cy="3190875"/>
+            <wp:effectExtent l="0" t="0" r="3175" b="9525"/>
+            <wp:docPr id="6" name="Рисунок 6"/>
+            <wp:cNvGraphicFramePr>
+              <a:graphicFrameLocks xmlns:a="http://schemas.openxmlformats.org/drawingml/2006/main" noChangeAspect="1"/>
+            </wp:cNvGraphicFramePr>
+            <a:graphic xmlns:a="http://schemas.openxmlformats.org/drawingml/2006/main">
+              <a:graphicData uri="http://schemas.openxmlformats.org/drawingml/2006/picture">
+                <pic:pic xmlns:pic="http://schemas.openxmlformats.org/drawingml/2006/picture">
+                  <pic:nvPicPr>
+                    <pic:cNvPr id="1" name=""/>
+                    <pic:cNvPicPr/>
+                  </pic:nvPicPr>
+                  <pic:blipFill>
+                    <a:blip r:embed="rId10"/>
+                    <a:stretch>
+                      <a:fillRect/>
+                    </a:stretch>
+                  </pic:blipFill>
+                  <pic:spPr>
+                    <a:xfrm>
+                      <a:off x="0" y="0"/>
+                      <a:ext cx="5940425" cy="3190875"/>
+                    </a:xfrm>
+                    <a:prstGeom prst="rect">
+                      <a:avLst/>
+                    </a:prstGeom>
+                  </pic:spPr>
+                </pic:pic>
+              </a:graphicData>
+            </a:graphic>
+          </wp:inline>
+        </w:drawing>
+      </w:r>
+    </w:p>
     <w:sectPr>
       <w:pgSz w:w="11906" w:h="16838"/>
       <w:pgMar w:top="1134" w:right="850" w:bottom="1134" w:left="1701" w:header="708" w:footer="708" w:gutter="0"/>
